--- a/docs/formatos/inspecciones/INSP-15 Túnel de Cables STMG.docx
+++ b/docs/formatos/inspecciones/INSP-15 Túnel de Cables STMG.docx
@@ -504,7 +504,7 @@
                 <w:sz w:val="20"/>
                 <w:szCs w:val="20"/>
               </w:rPr>
-              <w:t>Encargado de la actividad: </w:t>
+              <w:t>Participantes:</w:t>
             </w:r>
           </w:p>
         </w:tc>
@@ -539,7 +539,7 @@
                 <w:sz w:val="20"/>
                 <w:szCs w:val="20"/>
               </w:rPr>
-              <w:t>Firma:</w:t>
+              <w:t/>
             </w:r>
             <w:r>
               <w:rPr>
@@ -549,7 +549,7 @@
                 <w:sz w:val="20"/>
                 <w:szCs w:val="20"/>
               </w:rPr>
-              <w:t xml:space="preserve"> </w:t>
+              <w:t xml:space="preserve"/>
             </w:r>
           </w:p>
         </w:tc>
@@ -589,37 +589,7 @@
                 <w:sz w:val="20"/>
                 <w:szCs w:val="20"/>
               </w:rPr>
-              <w:t xml:space="preserve">Supervisor </w:t>
-            </w:r>
-            <w:r>
-              <w:rPr>
-                <w:b/>
-                <w:bCs/>
-                <w:color w:val="000000"/>
-                <w:sz w:val="20"/>
-                <w:szCs w:val="20"/>
-              </w:rPr>
-              <w:t>Bbosch</w:t>
-            </w:r>
-            <w:r>
-              <w:rPr>
-                <w:b/>
-                <w:bCs/>
-                <w:color w:val="000000"/>
-                <w:sz w:val="20"/>
-                <w:szCs w:val="20"/>
-              </w:rPr>
-              <w:t>:</w:t>
-            </w:r>
-            <w:r>
-              <w:rPr>
-                <w:b/>
-                <w:bCs/>
-                <w:color w:val="000000"/>
-                <w:sz w:val="20"/>
-                <w:szCs w:val="20"/>
-              </w:rPr>
-              <w:t xml:space="preserve"> </w:t>
+              <w:t>Encargado de la actividad:</w:t>
             </w:r>
           </w:p>
         </w:tc>
@@ -652,6 +622,7 @@
                 <w:bCs/>
                 <w:color w:val="000000"/>
                 <w:sz w:val="20"/>
+                <w:szCs w:val="20"/>
               </w:rPr>
               <w:t>Firma:</w:t>
             </w:r>
@@ -661,8 +632,9 @@
                 <w:bCs/>
                 <w:color w:val="000000"/>
                 <w:sz w:val="20"/>
-              </w:rPr>
-              <w:t xml:space="preserve"> </w:t>
+                <w:szCs w:val="20"/>
+              </w:rPr>
+              <w:t xml:space="preserve"/>
             </w:r>
           </w:p>
         </w:tc>
@@ -702,7 +674,7 @@
                 <w:sz w:val="20"/>
                 <w:szCs w:val="20"/>
               </w:rPr>
-              <w:t xml:space="preserve">Planificador </w:t>
+              <w:t xml:space="preserve">Supervisor Bbosch:</w:t>
             </w:r>
             <w:r>
               <w:rPr>
@@ -712,7 +684,7 @@
                 <w:sz w:val="20"/>
                 <w:szCs w:val="20"/>
               </w:rPr>
-              <w:t>Bbosch</w:t>
+              <w:t/>
             </w:r>
             <w:r>
               <w:rPr>
@@ -722,7 +694,7 @@
                 <w:sz w:val="20"/>
                 <w:szCs w:val="20"/>
               </w:rPr>
-              <w:t>:</w:t>
+              <w:t/>
             </w:r>
             <w:r>
               <w:rPr>
@@ -732,7 +704,7 @@
                 <w:sz w:val="20"/>
                 <w:szCs w:val="20"/>
               </w:rPr>
-              <w:t xml:space="preserve"> </w:t>
+              <w:t xml:space="preserve"/>
             </w:r>
           </w:p>
         </w:tc>
@@ -775,7 +747,120 @@
                 <w:color w:val="000000"/>
                 <w:sz w:val="20"/>
               </w:rPr>
-              <w:t xml:space="preserve"> </w:t>
+              <w:t xml:space="preserve"/>
+            </w:r>
+          </w:p>
+        </w:tc>
+      </w:tr>
+      <w:tr>
+        <w:trPr>
+          <w:trHeight w:val="300"/>
+        </w:trPr>
+        <w:tc>
+          <w:tcPr>
+            <w:tcW w:w="4126" w:type="dxa"/>
+            <w:tcBorders>
+              <w:top w:val="nil"/>
+              <w:left w:val="single" w:sz="4" w:space="0" w:color="auto"/>
+              <w:bottom w:val="single" w:sz="4" w:space="0" w:color="auto"/>
+              <w:right w:val="single" w:sz="4" w:space="0" w:color="auto"/>
+            </w:tcBorders>
+            <w:noWrap/>
+            <w:vAlign w:val="center"/>
+            <w:hideMark/>
+          </w:tcPr>
+          <w:p>
+            <w:pPr>
+              <w:rPr>
+                <w:b/>
+                <w:bCs/>
+                <w:color w:val="000000"/>
+                <w:sz w:val="20"/>
+                <w:szCs w:val="20"/>
+              </w:rPr>
+            </w:pPr>
+            <w:r>
+              <w:rPr>
+                <w:b/>
+                <w:bCs/>
+                <w:color w:val="000000"/>
+                <w:sz w:val="20"/>
+                <w:szCs w:val="20"/>
+              </w:rPr>
+              <w:t xml:space="preserve">Planificador Bbosch:</w:t>
+            </w:r>
+            <w:r>
+              <w:rPr>
+                <w:b/>
+                <w:bCs/>
+                <w:color w:val="000000"/>
+                <w:sz w:val="20"/>
+                <w:szCs w:val="20"/>
+              </w:rPr>
+              <w:t/>
+            </w:r>
+            <w:r>
+              <w:rPr>
+                <w:b/>
+                <w:bCs/>
+                <w:color w:val="000000"/>
+                <w:sz w:val="20"/>
+                <w:szCs w:val="20"/>
+              </w:rPr>
+              <w:t/>
+            </w:r>
+            <w:r>
+              <w:rPr>
+                <w:b/>
+                <w:bCs/>
+                <w:color w:val="000000"/>
+                <w:sz w:val="20"/>
+                <w:szCs w:val="20"/>
+              </w:rPr>
+              <w:t xml:space="preserve"/>
+            </w:r>
+          </w:p>
+        </w:tc>
+        <w:tc>
+          <w:tcPr>
+            <w:tcW w:w="4820" w:type="dxa"/>
+            <w:tcBorders>
+              <w:top w:val="nil"/>
+              <w:left w:val="nil"/>
+              <w:bottom w:val="single" w:sz="4" w:space="0" w:color="auto"/>
+              <w:right w:val="single" w:sz="4" w:space="0" w:color="auto"/>
+            </w:tcBorders>
+            <w:noWrap/>
+            <w:vAlign w:val="center"/>
+            <w:hideMark/>
+          </w:tcPr>
+          <w:p>
+            <w:pPr>
+              <w:rPr>
+                <w:b/>
+                <w:bCs/>
+                <w:color w:val="000000"/>
+                <w:sz w:val="20"/>
+                <w:szCs w:val="20"/>
+              </w:rPr>
+            </w:pPr>
+            <w:r>
+              <w:rPr>
+                <w:b/>
+                <w:bCs/>
+                <w:color w:val="000000"/>
+                <w:sz w:val="20"/>
+              </w:rPr>
+              <w:t>Firma:</w:t>
+            </w:r>
+            <w:r>
+              <w:rPr>
+                <w:b/>
+                <w:bCs/>
+                <w:color w:val="000000"/>
+                <w:sz w:val="20"/>
+              </w:rPr>
+              <w:t xml:space="preserve"/>
             </w:r>
           </w:p>
         </w:tc>
